--- a/提交包/02-需求规格说明书.docx
+++ b/提交包/02-需求规格说明书.docx
@@ -1299,7 +1299,7 @@
       <w:r>
         <w:drawing>
           <wp:inline xmlns:a="http://schemas.openxmlformats.org/drawingml/2006/main" xmlns:pic="http://schemas.openxmlformats.org/drawingml/2006/picture">
-            <wp:extent cx="5580000" cy="4086918"/>
+            <wp:extent cx="5580000" cy="4085357"/>
             <wp:docPr id="1" name="Picture 1"/>
             <wp:cNvGraphicFramePr>
               <a:graphicFrameLocks noChangeAspect="1"/>
@@ -1320,7 +1320,7 @@
                   <pic:spPr>
                     <a:xfrm>
                       <a:off x="0" y="0"/>
-                      <a:ext cx="5580000" cy="4086918"/>
+                      <a:ext cx="5580000" cy="4085357"/>
                     </a:xfrm>
                     <a:prstGeom prst="rect"/>
                   </pic:spPr>
@@ -1341,7 +1341,7 @@
           <w:b w:val="0"/>
           <w:sz w:val="18"/>
         </w:rPr>
-        <w:t>01-REQ-USECASE.svg</w:t>
+        <w:t>01-REQ-USECASE.png</w:t>
       </w:r>
     </w:p>
     <w:p>
@@ -1380,7 +1380,7 @@
       <w:r>
         <w:drawing>
           <wp:inline xmlns:a="http://schemas.openxmlformats.org/drawingml/2006/main" xmlns:pic="http://schemas.openxmlformats.org/drawingml/2006/picture">
-            <wp:extent cx="5580000" cy="7221176"/>
+            <wp:extent cx="5580000" cy="2232000"/>
             <wp:docPr id="2" name="Picture 2"/>
             <wp:cNvGraphicFramePr>
               <a:graphicFrameLocks noChangeAspect="1"/>
@@ -1401,7 +1401,7 @@
                   <pic:spPr>
                     <a:xfrm>
                       <a:off x="0" y="0"/>
-                      <a:ext cx="5580000" cy="7221176"/>
+                      <a:ext cx="5580000" cy="2232000"/>
                     </a:xfrm>
                     <a:prstGeom prst="rect"/>
                   </pic:spPr>
@@ -1422,7 +1422,7 @@
           <w:b w:val="0"/>
           <w:sz w:val="18"/>
         </w:rPr>
-        <w:t>02-REQ-DOMAIN.svg</w:t>
+        <w:t>02-REQ-DOMAIN.png</w:t>
       </w:r>
     </w:p>
     <w:p>
@@ -4281,7 +4281,7 @@
       <w:r>
         <w:drawing>
           <wp:inline xmlns:a="http://schemas.openxmlformats.org/drawingml/2006/main" xmlns:pic="http://schemas.openxmlformats.org/drawingml/2006/picture">
-            <wp:extent cx="5580000" cy="7221176"/>
+            <wp:extent cx="5580000" cy="4892464"/>
             <wp:docPr id="3" name="Picture 3"/>
             <wp:cNvGraphicFramePr>
               <a:graphicFrameLocks noChangeAspect="1"/>
@@ -4302,7 +4302,7 @@
                   <pic:spPr>
                     <a:xfrm>
                       <a:off x="0" y="0"/>
-                      <a:ext cx="5580000" cy="7221176"/>
+                      <a:ext cx="5580000" cy="4892464"/>
                     </a:xfrm>
                     <a:prstGeom prst="rect"/>
                   </pic:spPr>
@@ -4323,7 +4323,7 @@
           <w:b w:val="0"/>
           <w:sz w:val="18"/>
         </w:rPr>
-        <w:t>03-SYS-SEQ01.svg</w:t>
+        <w:t>03-SYS-SEQ01.png</w:t>
       </w:r>
     </w:p>
     <w:p>
@@ -4352,7 +4352,7 @@
       <w:r>
         <w:drawing>
           <wp:inline xmlns:a="http://schemas.openxmlformats.org/drawingml/2006/main" xmlns:pic="http://schemas.openxmlformats.org/drawingml/2006/picture">
-            <wp:extent cx="5580000" cy="7221176"/>
+            <wp:extent cx="5580000" cy="4585037"/>
             <wp:docPr id="4" name="Picture 4"/>
             <wp:cNvGraphicFramePr>
               <a:graphicFrameLocks noChangeAspect="1"/>
@@ -4373,7 +4373,7 @@
                   <pic:spPr>
                     <a:xfrm>
                       <a:off x="0" y="0"/>
-                      <a:ext cx="5580000" cy="7221176"/>
+                      <a:ext cx="5580000" cy="4585037"/>
                     </a:xfrm>
                     <a:prstGeom prst="rect"/>
                   </pic:spPr>
@@ -4394,7 +4394,7 @@
           <w:b w:val="0"/>
           <w:sz w:val="18"/>
         </w:rPr>
-        <w:t>04-SYS-SEQ02.svg</w:t>
+        <w:t>04-SYS-SEQ02.png</w:t>
       </w:r>
     </w:p>
     <w:p>
@@ -4423,7 +4423,7 @@
       <w:r>
         <w:drawing>
           <wp:inline xmlns:a="http://schemas.openxmlformats.org/drawingml/2006/main" xmlns:pic="http://schemas.openxmlformats.org/drawingml/2006/picture">
-            <wp:extent cx="5580000" cy="7221176"/>
+            <wp:extent cx="5580000" cy="5188977"/>
             <wp:docPr id="5" name="Picture 5"/>
             <wp:cNvGraphicFramePr>
               <a:graphicFrameLocks noChangeAspect="1"/>
@@ -4444,7 +4444,7 @@
                   <pic:spPr>
                     <a:xfrm>
                       <a:off x="0" y="0"/>
-                      <a:ext cx="5580000" cy="7221176"/>
+                      <a:ext cx="5580000" cy="5188977"/>
                     </a:xfrm>
                     <a:prstGeom prst="rect"/>
                   </pic:spPr>
@@ -4465,7 +4465,7 @@
           <w:b w:val="0"/>
           <w:sz w:val="18"/>
         </w:rPr>
-        <w:t>05-SYS-SEQ03.svg</w:t>
+        <w:t>05-SYS-SEQ03.png</w:t>
       </w:r>
     </w:p>
     <w:p>
@@ -4494,7 +4494,7 @@
       <w:r>
         <w:drawing>
           <wp:inline xmlns:a="http://schemas.openxmlformats.org/drawingml/2006/main" xmlns:pic="http://schemas.openxmlformats.org/drawingml/2006/picture">
-            <wp:extent cx="5580000" cy="7221176"/>
+            <wp:extent cx="5580000" cy="4098792"/>
             <wp:docPr id="6" name="Picture 6"/>
             <wp:cNvGraphicFramePr>
               <a:graphicFrameLocks noChangeAspect="1"/>
@@ -4515,7 +4515,7 @@
                   <pic:spPr>
                     <a:xfrm>
                       <a:off x="0" y="0"/>
-                      <a:ext cx="5580000" cy="7221176"/>
+                      <a:ext cx="5580000" cy="4098792"/>
                     </a:xfrm>
                     <a:prstGeom prst="rect"/>
                   </pic:spPr>
@@ -4536,7 +4536,7 @@
           <w:b w:val="0"/>
           <w:sz w:val="18"/>
         </w:rPr>
-        <w:t>06-SYS-SEQ04.svg</w:t>
+        <w:t>06-SYS-SEQ04.png</w:t>
       </w:r>
     </w:p>
     <w:p>
@@ -4565,7 +4565,7 @@
       <w:r>
         <w:drawing>
           <wp:inline xmlns:a="http://schemas.openxmlformats.org/drawingml/2006/main" xmlns:pic="http://schemas.openxmlformats.org/drawingml/2006/picture">
-            <wp:extent cx="5580000" cy="7221176"/>
+            <wp:extent cx="5580000" cy="4892464"/>
             <wp:docPr id="7" name="Picture 7"/>
             <wp:cNvGraphicFramePr>
               <a:graphicFrameLocks noChangeAspect="1"/>
@@ -4586,7 +4586,7 @@
                   <pic:spPr>
                     <a:xfrm>
                       <a:off x="0" y="0"/>
-                      <a:ext cx="5580000" cy="7221176"/>
+                      <a:ext cx="5580000" cy="4892464"/>
                     </a:xfrm>
                     <a:prstGeom prst="rect"/>
                   </pic:spPr>
@@ -4607,7 +4607,7 @@
           <w:b w:val="0"/>
           <w:sz w:val="18"/>
         </w:rPr>
-        <w:t>07-SYS-SEQ05.svg</w:t>
+        <w:t>07-SYS-SEQ05.png</w:t>
       </w:r>
     </w:p>
     <w:p>
@@ -4636,7 +4636,7 @@
       <w:r>
         <w:drawing>
           <wp:inline xmlns:a="http://schemas.openxmlformats.org/drawingml/2006/main" xmlns:pic="http://schemas.openxmlformats.org/drawingml/2006/picture">
-            <wp:extent cx="5580000" cy="7221176"/>
+            <wp:extent cx="5580000" cy="4756562"/>
             <wp:docPr id="8" name="Picture 8"/>
             <wp:cNvGraphicFramePr>
               <a:graphicFrameLocks noChangeAspect="1"/>
@@ -4657,7 +4657,7 @@
                   <pic:spPr>
                     <a:xfrm>
                       <a:off x="0" y="0"/>
-                      <a:ext cx="5580000" cy="7221176"/>
+                      <a:ext cx="5580000" cy="4756562"/>
                     </a:xfrm>
                     <a:prstGeom prst="rect"/>
                   </pic:spPr>
@@ -4678,7 +4678,7 @@
           <w:b w:val="0"/>
           <w:sz w:val="18"/>
         </w:rPr>
-        <w:t>08-SYS-SEQ06.svg</w:t>
+        <w:t>08-SYS-SEQ06.png</w:t>
       </w:r>
     </w:p>
     <w:p>
@@ -4707,7 +4707,7 @@
       <w:r>
         <w:drawing>
           <wp:inline xmlns:a="http://schemas.openxmlformats.org/drawingml/2006/main" xmlns:pic="http://schemas.openxmlformats.org/drawingml/2006/picture">
-            <wp:extent cx="5580000" cy="7221176"/>
+            <wp:extent cx="5580000" cy="4100687"/>
             <wp:docPr id="9" name="Picture 9"/>
             <wp:cNvGraphicFramePr>
               <a:graphicFrameLocks noChangeAspect="1"/>
@@ -4728,7 +4728,7 @@
                   <pic:spPr>
                     <a:xfrm>
                       <a:off x="0" y="0"/>
-                      <a:ext cx="5580000" cy="7221176"/>
+                      <a:ext cx="5580000" cy="4100687"/>
                     </a:xfrm>
                     <a:prstGeom prst="rect"/>
                   </pic:spPr>
@@ -4749,7 +4749,7 @@
           <w:b w:val="0"/>
           <w:sz w:val="18"/>
         </w:rPr>
-        <w:t>09-SYS-SEQ07.svg</w:t>
+        <w:t>09-SYS-SEQ07.png</w:t>
       </w:r>
     </w:p>
     <w:p>
@@ -4778,7 +4778,7 @@
       <w:r>
         <w:drawing>
           <wp:inline xmlns:a="http://schemas.openxmlformats.org/drawingml/2006/main" xmlns:pic="http://schemas.openxmlformats.org/drawingml/2006/picture">
-            <wp:extent cx="5580000" cy="7221176"/>
+            <wp:extent cx="5580000" cy="3655572"/>
             <wp:docPr id="10" name="Picture 10"/>
             <wp:cNvGraphicFramePr>
               <a:graphicFrameLocks noChangeAspect="1"/>
@@ -4799,7 +4799,7 @@
                   <pic:spPr>
                     <a:xfrm>
                       <a:off x="0" y="0"/>
-                      <a:ext cx="5580000" cy="7221176"/>
+                      <a:ext cx="5580000" cy="3655572"/>
                     </a:xfrm>
                     <a:prstGeom prst="rect"/>
                   </pic:spPr>
@@ -4820,7 +4820,7 @@
           <w:b w:val="0"/>
           <w:sz w:val="18"/>
         </w:rPr>
-        <w:t>10-SYS-SEQ08.svg</w:t>
+        <w:t>10-SYS-SEQ08.png</w:t>
       </w:r>
     </w:p>
     <w:p>
@@ -4859,7 +4859,7 @@
       <w:r>
         <w:drawing>
           <wp:inline xmlns:a="http://schemas.openxmlformats.org/drawingml/2006/main" xmlns:pic="http://schemas.openxmlformats.org/drawingml/2006/picture">
-            <wp:extent cx="5580000" cy="7221176"/>
+            <wp:extent cx="5580000" cy="4334464"/>
             <wp:docPr id="11" name="Picture 11"/>
             <wp:cNvGraphicFramePr>
               <a:graphicFrameLocks noChangeAspect="1"/>
@@ -4880,7 +4880,7 @@
                   <pic:spPr>
                     <a:xfrm>
                       <a:off x="0" y="0"/>
-                      <a:ext cx="5580000" cy="7221176"/>
+                      <a:ext cx="5580000" cy="4334464"/>
                     </a:xfrm>
                     <a:prstGeom prst="rect"/>
                   </pic:spPr>
@@ -4901,7 +4901,7 @@
           <w:b w:val="0"/>
           <w:sz w:val="18"/>
         </w:rPr>
-        <w:t>11-SYS-SEQ09.svg</w:t>
+        <w:t>11-SYS-SEQ09.png</w:t>
       </w:r>
     </w:p>
     <w:p>
@@ -4930,7 +4930,7 @@
       <w:r>
         <w:drawing>
           <wp:inline xmlns:a="http://schemas.openxmlformats.org/drawingml/2006/main" xmlns:pic="http://schemas.openxmlformats.org/drawingml/2006/picture">
-            <wp:extent cx="5580000" cy="2127335"/>
+            <wp:extent cx="5580000" cy="2127966"/>
             <wp:docPr id="12" name="Picture 12"/>
             <wp:cNvGraphicFramePr>
               <a:graphicFrameLocks noChangeAspect="1"/>
@@ -4951,7 +4951,7 @@
                   <pic:spPr>
                     <a:xfrm>
                       <a:off x="0" y="0"/>
-                      <a:ext cx="5580000" cy="2127335"/>
+                      <a:ext cx="5580000" cy="2127966"/>
                     </a:xfrm>
                     <a:prstGeom prst="rect"/>
                   </pic:spPr>
@@ -4972,7 +4972,7 @@
           <w:b w:val="0"/>
           <w:sz w:val="18"/>
         </w:rPr>
-        <w:t>34-SYS-SEQ10.svg</w:t>
+        <w:t>34-SYS-SEQ10.png</w:t>
       </w:r>
     </w:p>
     <w:p>
@@ -5001,7 +5001,7 @@
       <w:r>
         <w:drawing>
           <wp:inline xmlns:a="http://schemas.openxmlformats.org/drawingml/2006/main" xmlns:pic="http://schemas.openxmlformats.org/drawingml/2006/picture">
-            <wp:extent cx="5580000" cy="2127335"/>
+            <wp:extent cx="5580000" cy="2127966"/>
             <wp:docPr id="13" name="Picture 13"/>
             <wp:cNvGraphicFramePr>
               <a:graphicFrameLocks noChangeAspect="1"/>
@@ -5022,7 +5022,7 @@
                   <pic:spPr>
                     <a:xfrm>
                       <a:off x="0" y="0"/>
-                      <a:ext cx="5580000" cy="2127335"/>
+                      <a:ext cx="5580000" cy="2127966"/>
                     </a:xfrm>
                     <a:prstGeom prst="rect"/>
                   </pic:spPr>
@@ -5043,7 +5043,7 @@
           <w:b w:val="0"/>
           <w:sz w:val="18"/>
         </w:rPr>
-        <w:t>35-SYS-SEQ11.svg</w:t>
+        <w:t>35-SYS-SEQ11.png</w:t>
       </w:r>
     </w:p>
     <w:p>
@@ -5072,7 +5072,7 @@
       <w:r>
         <w:drawing>
           <wp:inline xmlns:a="http://schemas.openxmlformats.org/drawingml/2006/main" xmlns:pic="http://schemas.openxmlformats.org/drawingml/2006/picture">
-            <wp:extent cx="5580000" cy="2127335"/>
+            <wp:extent cx="5580000" cy="2127966"/>
             <wp:docPr id="14" name="Picture 14"/>
             <wp:cNvGraphicFramePr>
               <a:graphicFrameLocks noChangeAspect="1"/>
@@ -5093,7 +5093,7 @@
                   <pic:spPr>
                     <a:xfrm>
                       <a:off x="0" y="0"/>
-                      <a:ext cx="5580000" cy="2127335"/>
+                      <a:ext cx="5580000" cy="2127966"/>
                     </a:xfrm>
                     <a:prstGeom prst="rect"/>
                   </pic:spPr>
@@ -5114,7 +5114,7 @@
           <w:b w:val="0"/>
           <w:sz w:val="18"/>
         </w:rPr>
-        <w:t>36-SYS-SEQ12.svg</w:t>
+        <w:t>36-SYS-SEQ12.png</w:t>
       </w:r>
     </w:p>
     <w:p>
